--- a/pr-preview/pr-150/probability-basics.docx
+++ b/pr-preview/pr-150/probability-basics.docx
@@ -15,7 +15,7 @@
         <w:pStyle w:val="Date"/>
       </w:pPr>
       <w:r>
-        <w:t xml:space="preserve">Last modified: 2026-10-14 16:16:59 (PDT)</w:t>
+        <w:t xml:space="preserve">Last modified: 2026-10-14 18:00:27 (PDT)</w:t>
       </w:r>
     </w:p>
     <w:bookmarkStart w:id="57" w:name="defining-probabilities"/>

--- a/pr-preview/pr-150/probability-basics.docx
+++ b/pr-preview/pr-150/probability-basics.docx
@@ -15,7 +15,7 @@
         <w:pStyle w:val="Date"/>
       </w:pPr>
       <w:r>
-        <w:t xml:space="preserve">Last modified: 2026-10-14 18:00:27 (PDT)</w:t>
+        <w:t xml:space="preserve">Last modified: 2026-10-15 02:46:22 (PDT)</w:t>
       </w:r>
     </w:p>
     <w:bookmarkStart w:id="57" w:name="defining-probabilities"/>
@@ -1779,7 +1779,7 @@
           <w:b/>
           <w:bCs/>
         </w:rPr>
-        <w:t xml:space="preserve">Definition 6 (Mutually exclusive events)</w:t>
+        <w:t xml:space="preserve">Definition 6 (Mutually exclusive events (disjoint, pairwise disjoint, mutually disjoint))</w:t>
       </w:r>
       <w:r>
         <w:t xml:space="preserve"> </w:t>
